--- a/docx-content-review/tests/fixtures/logic-injection.docx
+++ b/docx-content-review/tests/fixtures/logic-injection.docx
@@ -194,6 +194,11 @@
       </w:pPr>
       <w:r>
         <w:t>2.1 存储选型</w:t>
+      </w:r>
+    </w:p>
+    <w:p>
+      <w:r>
+        <w:t>数据层存储选型仍在评估中，尚未完成。</w:t>
       </w:r>
     </w:p>
     <w:p>

--- a/docx-content-review/tests/fixtures/logic-injection.docx
+++ b/docx-content-review/tests/fixtures/logic-injection.docx
@@ -83,6 +83,16 @@
     <w:p>
       <w:r>
         <w:t>本期开展举措 I9：建设统一日志平台。</w:t>
+      </w:r>
+    </w:p>
+    <w:p>
+      <w:r>
+        <w:t>为实现目标 O2（缺陷率下降 15%），本期开展举措 I8：建设统一构建平台。</w:t>
+      </w:r>
+    </w:p>
+    <w:p>
+      <w:r>
+        <w:t>验收标准：I8 的构建成功率不低于 99%。</w:t>
       </w:r>
     </w:p>
     <w:p>
